--- a/Dataset/generated_documents/maintenance/MNT_EVT-013.docx
+++ b/Dataset/generated_documents/maintenance/MNT_EVT-013.docx
@@ -77,7 +77,7 @@
           </w:tcPr>
           <w:p>
             <w:r>
-              <w:t>6BDAFF23</w:t>
+              <w:t>E2D40BF2</w:t>
             </w:r>
           </w:p>
         </w:tc>
@@ -209,7 +209,7 @@
           </w:tcPr>
           <w:p>
             <w:r>
-              <w:t>14-Jul-2026 20:10</w:t>
+              <w:t>15-Jul-2026 13:05</w:t>
             </w:r>
           </w:p>
         </w:tc>
@@ -641,21 +641,7 @@
     </w:p>
     <w:p>
       <w:r>
-        <w:br/>
-        <w:t>Inspection observations:</w:t>
-        <w:br/>
-        <w:br/>
-        <w:t>Root Cause Category:</w:t>
-        <w:br/>
-        <w:br/>
-        <w:t>Instrumentation</w:t>
-        <w:br/>
-        <w:br/>
-        <w:t>Downtime:</w:t>
-        <w:br/>
-        <w:br/>
-        <w:t>0 Hours</w:t>
-        <w:br/>
+        <w:t>Under Investigation</w:t>
       </w:r>
     </w:p>
     <w:p>
@@ -705,7 +691,7 @@
     </w:p>
     <w:p>
       <w:r>
-        <w:t>Recommend vibration monitoring during next inspection.</w:t>
+        <w:t>Preventive maintenance interval should be reduced.</w:t>
       </w:r>
     </w:p>
     <w:p>
@@ -718,7 +704,7 @@
     </w:p>
     <w:p>
       <w:r>
-        <w:t>LOTO procedure was followed throughout maintenance.</w:t>
+        <w:t>Area was barricaded before maintenance work.</w:t>
       </w:r>
     </w:p>
     <w:p>
@@ -731,7 +717,7 @@
     </w:p>
     <w:p>
       <w:r>
-        <w:t>Hydraulic Jack</w:t>
+        <w:t>Socket Wrench Set</w:t>
       </w:r>
     </w:p>
     <w:p>
@@ -1238,7 +1224,7 @@
     </w:p>
     <w:p>
       <w:r>
-        <w:t>Check lubrication schedule.</w:t>
+        <w:t>Replace similar components during annual shutdown.</w:t>
       </w:r>
     </w:p>
     <w:p/>
